--- a/en/wisdom-stories/donkeys-law.docx
+++ b/en/wisdom-stories/donkeys-law.docx
@@ -3,58 +3,92 @@
 <w:document xmlns:wpc="http://schemas.microsoft.com/office/word/2010/wordprocessingCanvas" xmlns:mo="http://schemas.microsoft.com/office/mac/office/2008/main" xmlns:mc="http://schemas.openxmlformats.org/markup-compatibility/2006" xmlns:mv="urn:schemas-microsoft-com:mac:vml" xmlns:o="urn:schemas-microsoft-com:office:office" xmlns:r="http://schemas.openxmlformats.org/officeDocument/2006/relationships" xmlns:m="http://schemas.openxmlformats.org/officeDocument/2006/math" xmlns:v="urn:schemas-microsoft-com:vml" xmlns:wp14="http://schemas.microsoft.com/office/word/2010/wordprocessingDrawing" xmlns:wp="http://schemas.openxmlformats.org/drawingml/2006/wordprocessingDrawing" xmlns:w10="urn:schemas-microsoft-com:office:word" xmlns:w="http://schemas.openxmlformats.org/wordprocessingml/2006/main" xmlns:w14="http://schemas.microsoft.com/office/word/2010/wordml" xmlns:wpg="http://schemas.microsoft.com/office/word/2010/wordprocessingGroup" xmlns:wpi="http://schemas.microsoft.com/office/word/2010/wordprocessingInk" xmlns:wne="http://schemas.microsoft.com/office/word/2006/wordml" xmlns:wps="http://schemas.microsoft.com/office/word/2010/wordprocessingShape" mc:Ignorable="w14 wp14">
   <w:body>
     <w:p>
+      <w:pPr>
+        <w:pStyle w:val="Title"/>
+      </w:pPr>
       <w:r>
-        <w:t>The donkey's law</w:t>
+        <w:t>The Donkey’s Law</w:t>
       </w:r>
     </w:p>
     <w:p>
+      <w:pPr/>
       <w:r>
-        <w:t>One day, a donkey becomes the king of the forest. A few days later, he makes a law: everyone must go to bed at six in the evening and wake up at six in the morning. For twelve hours, there must be complete silence in the forest, and anyone who breaks the law must be punished.</w:t>
+        <w:t>One day, a donkey became king of the forest. Soon afterward, he decreed that everyone must go to bed at six in the evening and rise at six in the morning. For those twelve hours, the forest must be completely silent. Anyone who disobeyed would be punished.</w:t>
       </w:r>
     </w:p>
     <w:p>
+      <w:pPr>
+        <w:spacing w:after="80"/>
+      </w:pPr>
       <w:r>
-        <w:t>In this way, for a while, the forest is quiet.</w:t>
+        <w:t>For a time, the forest was quiet.</w:t>
       </w:r>
     </w:p>
     <w:p>
+      <w:pPr/>
       <w:r>
-        <w:t>One day, a rooster wakes up at five in the morning and begins to crow. The world in the forest clashes with each other. A court is immediately set up and the rooster is executed by the donkey's verdict. After that day, no one touches the law for fear of the king.</w:t>
+        <w:t>Then one morning, a rooster began crowing at five. The forest erupted in uproar. A court was hastily convened, and the donkey sentenced the rooster to death. After that, no one dared challenge the law.</w:t>
       </w:r>
     </w:p>
     <w:p>
+      <w:pPr/>
       <w:r>
-        <w:t>Years pass, the donkey grows old and weak. He retreats to a corner of the forest and awaits his death. The lion comes to him, takes stock of his condition, and then asks:</w:t>
+        <w:t>Years passed, and the donkey grew old and weak. As he lay in a quiet corner of the forest awaiting death, a lion came to visit him. After asking how he was, the lion said:</w:t>
       </w:r>
     </w:p>
     <w:p>
+      <w:pPr/>
       <w:r>
-        <w:t>— You are already living your last days. We want to know: what was the wisdom of that law that ordered you to go to bed at six in the evening and get up at six in the morning? How many times have we tried to revolt and abolish it, but we held back because it would disrupt order in the forest. We said to ourselves that perhaps there is some wisdom in this law that we do not understand.</w:t>
+        <w:t>“You have little time left, and there is something we want to know. What was the wisdom behind your law about sleeping from six until six? We often thought of rebelling against it, but held back for fear of disturbing the peace. We assumed there must be some wisdom in it that we failed to understand.”</w:t>
       </w:r>
     </w:p>
     <w:p>
+      <w:pPr>
+        <w:spacing w:after="80"/>
+      </w:pPr>
       <w:r>
         <w:t>The donkey smiled and replied:</w:t>
       </w:r>
     </w:p>
     <w:p>
+      <w:pPr>
+        <w:keepNext/>
+      </w:pPr>
       <w:r>
-        <w:t>— Indeed, I myself have been wondering about this for years: why did the wild animals of the forest obey this law that I derived from my donkeyness like sheep?</w:t>
+        <w:t>“I’ve wondered about that myself for years. Why did all the wild animals follow like sheep a law born of nothing more than a donkey’s foolishness?”</w:t>
       </w:r>
     </w:p>
     <w:p>
+      <w:pPr>
+        <w:keepNext/>
+        <w:keepLines/>
+        <w:spacing w:before="160"/>
+      </w:pPr>
       <w:r>
-        <w:t>Moral: What keeps a meaningless law standing is not the power of the one who gave it, but the silence of those who obey. Behind an order there is not always wisdom — sometimes only donkeyness — so do not hesitate to ask, for an unanswered question can turn even the oldest nonsense into law.</w:t>
+        <w:rPr>
+          <w:b/>
+        </w:rPr>
+        <w:t>Moral:</w:t>
+      </w:r>
+      <w:r>
+        <w:t xml:space="preserve"> A senseless law survives not only through a ruler’s power, but through the silence of those who obey it. An order is not necessarily wise. Do not be afraid to question it; nonsense left unchallenged can become an accepted rule.</w:t>
       </w:r>
     </w:p>
     <w:p>
+      <w:pPr>
+        <w:spacing w:after="80"/>
+      </w:pPr>
       <w:r>
-        <w:t>The story was obtained from open Internet sources.</w:t>
+        <w:rPr>
+          <w:i/>
+          <w:sz w:val="18"/>
+        </w:rPr>
+        <w:t>Source: Publicly available internet sources.</w:t>
       </w:r>
     </w:p>
     <w:sectPr>
       <w:pgSz w:w="12240" w:h="15840"/>
-      <w:pgMar w:top="1440" w:right="1800" w:bottom="1440" w:left="1800" w:header="720" w:footer="720" w:gutter="0"/>
+      <w:pgMar w:top="1080" w:right="1224" w:bottom="1080" w:left="1224" w:header="720" w:footer="720" w:gutter="0"/>
       <w:cols w:space="720"/>
       <w:docGrid w:linePitch="360"/>
     </w:sectPr>
@@ -425,6 +459,16 @@
     <w:name w:val="Normal"/>
     <w:qFormat/>
     <w:rsid w:val="00FC693F"/>
+    <w:pPr>
+      <w:widowControl/>
+      <w:spacing w:after="120" w:line="259" w:lineRule="auto"/>
+    </w:pPr>
+    <w:rPr>
+      <w:rFonts w:ascii="Arial" w:hAnsi="Arial"/>
+      <w:color w:val="000000"/>
+      <w:sz w:val="22"/>
+      <w:lang w:val="en-US"/>
+    </w:rPr>
   </w:style>
   <w:style w:type="paragraph" w:styleId="Header">
     <w:name w:val="header"/>
@@ -767,18 +811,17 @@
     <w:qFormat/>
     <w:rsid w:val="00FC693F"/>
     <w:pPr>
-      <w:pBdr>
-        <w:bottom w:val="single" w:sz="8" w:space="4" w:color="4F81BD" w:themeColor="accent1"/>
-      </w:pBdr>
-      <w:spacing w:after="300" w:line="240" w:lineRule="auto"/>
+      <w:keepNext/>
+      <w:spacing w:after="280" w:line="240" w:lineRule="auto"/>
       <w:contextualSpacing/>
     </w:pPr>
     <w:rPr>
-      <w:rFonts w:asciiTheme="majorHAnsi" w:eastAsiaTheme="majorEastAsia" w:hAnsiTheme="majorHAnsi" w:cstheme="majorBidi"/>
-      <w:color w:val="17365D" w:themeColor="text2" w:themeShade="BF"/>
+      <w:rFonts w:asciiTheme="majorHAnsi" w:eastAsiaTheme="majorEastAsia" w:hAnsiTheme="majorHAnsi" w:cstheme="majorBidi" w:ascii="Arial" w:hAnsi="Arial"/>
+      <w:b/>
+      <w:color w:val="000000"/>
       <w:spacing w:val="5"/>
       <w:kern w:val="28"/>
-      <w:sz w:val="52"/>
+      <w:sz w:val="34"/>
       <w:szCs w:val="52"/>
     </w:rPr>
   </w:style>
@@ -1254,9 +1297,6 @@
     <w:qFormat/>
     <w:rsid w:val="00FC693F"/>
     <w:pPr>
-      <w:pBdr>
-        <w:bottom w:val="single" w:sz="4" w:space="4" w:color="4F81BD" w:themeColor="accent1"/>
-      </w:pBdr>
       <w:spacing w:before="200" w:after="280"/>
       <w:ind w:left="936" w:right="936"/>
     </w:pPr>

--- a/en/wisdom-stories/donkeys-law.docx
+++ b/en/wisdom-stories/donkeys-law.docx
@@ -27,7 +27,7 @@
     <w:p>
       <w:pPr/>
       <w:r>
-        <w:t>Then one morning, a rooster began crowing at five. The forest erupted in uproar. A court was hastily convened, and the donkey sentenced the rooster to death. After that, no one dared challenge the law.</w:t>
+        <w:t>Then one morning, a rooster began crowing at five. The forest erupted in uproar. A court was hastily convened, and by the donkey's verdict the rooster was executed. After that, for fear of the king, no one dared break the law.</w:t>
       </w:r>
     </w:p>
     <w:p>
@@ -68,11 +68,9 @@
         <w:rPr>
           <w:b/>
         </w:rPr>
-        <w:t>Moral:</w:t>
+        <w:t>Moral: A senseless law is kept standing not by the power of the one who made it, but by the silence of those who obey. Behind an order there is not always wisdom; sometimes there is simply a donkey's foolishness. Do not be afraid to question it; nonsense left unchallenged can become an accepted rule.</w:t>
       </w:r>
-      <w:r>
-        <w:t xml:space="preserve"> A senseless law survives not only through a ruler’s power, but through the silence of those who obey it. An order is not necessarily wise. Do not be afraid to question it; nonsense left unchallenged can become an accepted rule.</w:t>
-      </w:r>
+      <w:r/>
     </w:p>
     <w:p>
       <w:pPr>
@@ -83,7 +81,7 @@
           <w:i/>
           <w:sz w:val="18"/>
         </w:rPr>
-        <w:t>Source: Publicly available internet sources.</w:t>
+        <w:t>Stories are taken from open Internet sources; illustrations were created with AI.</w:t>
       </w:r>
     </w:p>
     <w:sectPr>
